--- a/작성 서류 - yun/⑥_조견표.docx
+++ b/작성 서류 - yun/⑥_조견표.docx
@@ -641,7 +641,7 @@
                 <w:sz w:val="14"/>
                 <w:szCs w:val="14"/>
               </w:rPr>
-              <w:t xml:space="preserve">2등급</w:t>
+              <w:t xml:space="preserve">3등급</w:t>
             </w:r>
           </w:p>
         </w:tc>
@@ -738,7 +738,7 @@
                 <w:sz w:val="14"/>
                 <w:szCs w:val="14"/>
               </w:rPr>
-              <w:t xml:space="preserve">[사진 3] 입고 슬롯 배정 화면 또는 일일 입고계획표</w:t>
+              <w:t xml:space="preserve">[사진 3] SW 입고신청 화면 도착예정일 조회 캡처</w:t>
             </w:r>
           </w:p>
         </w:tc>
@@ -911,7 +911,7 @@
                 <w:sz w:val="14"/>
                 <w:szCs w:val="14"/>
               </w:rPr>
-              <w:t xml:space="preserve">3등급</w:t>
+              <w:t xml:space="preserve">2등급</w:t>
             </w:r>
           </w:p>
         </w:tc>
@@ -1008,7 +1008,22 @@
                 <w:sz w:val="14"/>
                 <w:szCs w:val="14"/>
               </w:rPr>
-              <w:t xml:space="preserve">[사진 3] PDA 도착 처리 화면</w:t>
+              <w:t xml:space="preserve">[사진 3] 도착 처리 화면(PDA·PC)</w:t>
+            </w:r>
+          </w:p>
+          <w:p>
+            <w:pPr>
+              <w:spacing w:after="20" w:before="20" w:line="270"/>
+            </w:pPr>
+            <w:r>
+              <w:rPr>
+                <w:rFonts w:ascii="맑은 고딕" w:cs="맑은 고딕" w:eastAsia="맑은 고딕" w:hAnsi="맑은 고딕"/>
+                <w:b w:val="false"/>
+                <w:bCs w:val="false"/>
+                <w:sz w:val="14"/>
+                <w:szCs w:val="14"/>
+              </w:rPr>
+              <w:t xml:space="preserve">[사진 4] 작업자 추적 화면(WMS-입고 공정) 현재·레포트 캡처</w:t>
             </w:r>
           </w:p>
         </w:tc>
@@ -1451,7 +1466,7 @@
                 <w:sz w:val="14"/>
                 <w:szCs w:val="14"/>
               </w:rPr>
-              <w:t xml:space="preserve">3등급</w:t>
+              <w:t xml:space="preserve">4등급</w:t>
             </w:r>
           </w:p>
         </w:tc>
@@ -1518,7 +1533,7 @@
                 <w:sz w:val="14"/>
                 <w:szCs w:val="14"/>
               </w:rPr>
-              <w:t xml:space="preserve">[사진 1] 휴대용 DWS 측정 사진</w:t>
+              <w:t xml:space="preserve">[사진 1] 입고 SKU 화면 "정의하기"(SKU 개별 정의) 캡처</w:t>
             </w:r>
           </w:p>
           <w:p>
@@ -1548,7 +1563,7 @@
                 <w:sz w:val="14"/>
                 <w:szCs w:val="14"/>
               </w:rPr>
-              <w:t xml:space="preserve">[사진 3] DWS 측정값 반영 화면</w:t>
+              <w:t xml:space="preserve">[사진 3] SKU 라벨 출력·부착 사진</w:t>
             </w:r>
           </w:p>
         </w:tc>
@@ -1581,7 +1596,7 @@
                 <w:sz w:val="14"/>
                 <w:szCs w:val="14"/>
               </w:rPr>
-              <w:t xml:space="preserve">04 명세서(휴대용 DWS), 07 기술서 2장(1-1)</w:t>
+              <w:t xml:space="preserve">07 기술서 2장(1-1)</w:t>
             </w:r>
           </w:p>
         </w:tc>
@@ -1806,6 +1821,21 @@
               <w:t xml:space="preserve">[사진 2] Smartship 재고 반영 화면 캡처</w:t>
             </w:r>
           </w:p>
+          <w:p>
+            <w:pPr>
+              <w:spacing w:after="20" w:before="20" w:line="270"/>
+            </w:pPr>
+            <w:r>
+              <w:rPr>
+                <w:rFonts w:ascii="맑은 고딕" w:cs="맑은 고딕" w:eastAsia="맑은 고딕" w:hAnsi="맑은 고딕"/>
+                <w:b w:val="false"/>
+                <w:bCs w:val="false"/>
+                <w:sz w:val="14"/>
+                <w:szCs w:val="14"/>
+              </w:rPr>
+              <w:t xml:space="preserve">[사진 3] 입고 화물 수량 일괄 입력 화면 캡처</w:t>
+            </w:r>
+          </w:p>
         </w:tc>
         <w:tc>
           <w:tcPr>
@@ -4148,7 +4178,7 @@
                 <w:sz w:val="14"/>
                 <w:szCs w:val="14"/>
               </w:rPr>
-              <w:t xml:space="preserve">[사진 1] 유통기한·입고일 조회 화면 캡처</w:t>
+              <w:t xml:space="preserve">[사진 1] 유통기한·로트 그룹핑 화면 및 자동 할당 결과 캡처</w:t>
             </w:r>
           </w:p>
         </w:tc>
@@ -4361,7 +4391,7 @@
                 <w:sz w:val="14"/>
                 <w:szCs w:val="14"/>
               </w:rPr>
-              <w:t xml:space="preserve">3등급</w:t>
+              <w:t xml:space="preserve">2등급</w:t>
             </w:r>
           </w:p>
         </w:tc>
@@ -4444,6 +4474,21 @@
                 <w:szCs w:val="14"/>
               </w:rPr>
               <w:t xml:space="preserve">[사진 2] PDA 피킹 지시 화면</w:t>
+            </w:r>
+          </w:p>
+          <w:p>
+            <w:pPr>
+              <w:spacing w:after="20" w:before="20" w:line="270"/>
+            </w:pPr>
+            <w:r>
+              <w:rPr>
+                <w:rFonts w:ascii="맑은 고딕" w:cs="맑은 고딕" w:eastAsia="맑은 고딕" w:hAnsi="맑은 고딕"/>
+                <w:b w:val="false"/>
+                <w:bCs w:val="false"/>
+                <w:sz w:val="14"/>
+                <w:szCs w:val="14"/>
+              </w:rPr>
+              <w:t xml:space="preserve">[사진 3] 피킹 방식 자동 결정 결과(픽킹 리스트 유형) 화면</w:t>
             </w:r>
           </w:p>
         </w:tc>
@@ -4871,7 +4916,7 @@
                 <w:sz w:val="14"/>
                 <w:szCs w:val="14"/>
               </w:rPr>
-              <w:t xml:space="preserve">4등급</w:t>
+              <w:t xml:space="preserve">3등급</w:t>
             </w:r>
           </w:p>
         </w:tc>
@@ -6171,7 +6216,7 @@
                 <w:sz w:val="14"/>
                 <w:szCs w:val="14"/>
               </w:rPr>
-              <w:t xml:space="preserve">4등급</w:t>
+              <w:t xml:space="preserve">3등급</w:t>
             </w:r>
           </w:p>
         </w:tc>
@@ -6239,6 +6284,21 @@
                 <w:szCs w:val="14"/>
               </w:rPr>
               <w:t xml:space="preserve">[사진 1] 포장재 보관 구역 사진</w:t>
+            </w:r>
+          </w:p>
+          <w:p>
+            <w:pPr>
+              <w:spacing w:after="20" w:before="20" w:line="270"/>
+            </w:pPr>
+            <w:r>
+              <w:rPr>
+                <w:rFonts w:ascii="맑은 고딕" w:cs="맑은 고딕" w:eastAsia="맑은 고딕" w:hAnsi="맑은 고딕"/>
+                <w:b w:val="false"/>
+                <w:bCs w:val="false"/>
+                <w:sz w:val="14"/>
+                <w:szCs w:val="14"/>
+              </w:rPr>
+              <w:t xml:space="preserve">[사진 2] 포장재 재고관리 화면 캡처</w:t>
             </w:r>
           </w:p>
         </w:tc>
@@ -8561,7 +8621,7 @@
                 <w:sz w:val="14"/>
                 <w:szCs w:val="14"/>
               </w:rPr>
-              <w:t xml:space="preserve">2등급</w:t>
+              <w:t xml:space="preserve">1등급</w:t>
             </w:r>
           </w:p>
         </w:tc>

--- a/작성 서류 - yun/⑥_조견표.docx
+++ b/작성 서류 - yun/⑥_조견표.docx
@@ -708,37 +708,37 @@
                 <w:sz w:val="14"/>
                 <w:szCs w:val="14"/>
               </w:rPr>
-              <w:t xml:space="preserve">[사진 1] Smartship 재고 입고신청 화면 캡처</w:t>
-            </w:r>
-          </w:p>
-          <w:p>
-            <w:pPr>
-              <w:spacing w:after="20" w:before="20" w:line="270"/>
-            </w:pPr>
-            <w:r>
-              <w:rPr>
-                <w:rFonts w:ascii="맑은 고딕" w:cs="맑은 고딕" w:eastAsia="맑은 고딕" w:hAnsi="맑은 고딕"/>
-                <w:b w:val="false"/>
-                <w:bCs w:val="false"/>
-                <w:sz w:val="14"/>
-                <w:szCs w:val="14"/>
-              </w:rPr>
-              <w:t xml:space="preserve">[사진 2] SW 입고신청 화면(C1~CC 상태) 캡처</w:t>
-            </w:r>
-          </w:p>
-          <w:p>
-            <w:pPr>
-              <w:spacing w:after="20" w:before="20" w:line="270"/>
-            </w:pPr>
-            <w:r>
-              <w:rPr>
-                <w:rFonts w:ascii="맑은 고딕" w:cs="맑은 고딕" w:eastAsia="맑은 고딕" w:hAnsi="맑은 고딕"/>
-                <w:b w:val="false"/>
-                <w:bCs w:val="false"/>
-                <w:sz w:val="14"/>
-                <w:szCs w:val="14"/>
-              </w:rPr>
-              <w:t xml:space="preserve">[사진 3] SW 입고신청 화면 도착예정일 조회 캡처</w:t>
+              <w:t xml:space="preserve">[사진 1] Smartship(OMS) 재고 입고 신청 화면</w:t>
+            </w:r>
+          </w:p>
+          <w:p>
+            <w:pPr>
+              <w:spacing w:after="20" w:before="20" w:line="270"/>
+            </w:pPr>
+            <w:r>
+              <w:rPr>
+                <w:rFonts w:ascii="맑은 고딕" w:cs="맑은 고딕" w:eastAsia="맑은 고딕" w:hAnsi="맑은 고딕"/>
+                <w:b w:val="false"/>
+                <w:bCs w:val="false"/>
+                <w:sz w:val="14"/>
+                <w:szCs w:val="14"/>
+              </w:rPr>
+              <w:t xml:space="preserve">[사진 2] SW(WMS) 입고신청 화면 – 고객 신청 후 상태별 조회</w:t>
+            </w:r>
+          </w:p>
+          <w:p>
+            <w:pPr>
+              <w:spacing w:after="20" w:before="20" w:line="270"/>
+            </w:pPr>
+            <w:r>
+              <w:rPr>
+                <w:rFonts w:ascii="맑은 고딕" w:cs="맑은 고딕" w:eastAsia="맑은 고딕" w:hAnsi="맑은 고딕"/>
+                <w:b w:val="false"/>
+                <w:bCs w:val="false"/>
+                <w:sz w:val="14"/>
+                <w:szCs w:val="14"/>
+              </w:rPr>
+              <w:t xml:space="preserve">[사진 3] SW(WMS) 입고신청 화면 – 도착예정일 기준 조회</w:t>
             </w:r>
           </w:p>
         </w:tc>
@@ -1008,22 +1008,37 @@
                 <w:sz w:val="14"/>
                 <w:szCs w:val="14"/>
               </w:rPr>
-              <w:t xml:space="preserve">[사진 3] 도착 처리 화면(PDA·PC)</w:t>
-            </w:r>
-          </w:p>
-          <w:p>
-            <w:pPr>
-              <w:spacing w:after="20" w:before="20" w:line="270"/>
-            </w:pPr>
-            <w:r>
-              <w:rPr>
-                <w:rFonts w:ascii="맑은 고딕" w:cs="맑은 고딕" w:eastAsia="맑은 고딕" w:hAnsi="맑은 고딕"/>
-                <w:b w:val="false"/>
-                <w:bCs w:val="false"/>
-                <w:sz w:val="14"/>
-                <w:szCs w:val="14"/>
-              </w:rPr>
-              <w:t xml:space="preserve">[사진 4] 작업자 추적 화면(WMS-입고 공정) 현재·레포트 캡처</w:t>
+              <w:t xml:space="preserve">[사진 3] SW(WMS) 입고신청 화면 – 도착 처리 PC/PDA 화면</w:t>
+            </w:r>
+          </w:p>
+          <w:p>
+            <w:pPr>
+              <w:spacing w:after="20" w:before="20" w:line="270"/>
+            </w:pPr>
+            <w:r>
+              <w:rPr>
+                <w:rFonts w:ascii="맑은 고딕" w:cs="맑은 고딕" w:eastAsia="맑은 고딕" w:hAnsi="맑은 고딕"/>
+                <w:b w:val="false"/>
+                <w:bCs w:val="false"/>
+                <w:sz w:val="14"/>
+                <w:szCs w:val="14"/>
+              </w:rPr>
+              <w:t xml:space="preserve">[사진 4] SW(WMS) 공정별 인원관리 – 현재 투입 인원(WMS-입고 공정)</w:t>
+            </w:r>
+          </w:p>
+          <w:p>
+            <w:pPr>
+              <w:spacing w:after="20" w:before="20" w:line="270"/>
+            </w:pPr>
+            <w:r>
+              <w:rPr>
+                <w:rFonts w:ascii="맑은 고딕" w:cs="맑은 고딕" w:eastAsia="맑은 고딕" w:hAnsi="맑은 고딕"/>
+                <w:b w:val="false"/>
+                <w:bCs w:val="false"/>
+                <w:sz w:val="14"/>
+                <w:szCs w:val="14"/>
+              </w:rPr>
+              <w:t xml:space="preserve">[사진 5] SW(WMS) 공정별 인원관리 – 기간별 작업 레포트</w:t>
             </w:r>
           </w:p>
         </w:tc>
@@ -1278,22 +1293,37 @@
                 <w:sz w:val="14"/>
                 <w:szCs w:val="14"/>
               </w:rPr>
-              <w:t xml:space="preserve">[사진 2] 입고 SKU 화면(도착·손상수량 입력) 캡처</w:t>
-            </w:r>
-          </w:p>
-          <w:p>
-            <w:pPr>
-              <w:spacing w:after="20" w:before="20" w:line="270"/>
-            </w:pPr>
-            <w:r>
-              <w:rPr>
-                <w:rFonts w:ascii="맑은 고딕" w:cs="맑은 고딕" w:eastAsia="맑은 고딕" w:hAnsi="맑은 고딕"/>
-                <w:b w:val="false"/>
-                <w:bCs w:val="false"/>
-                <w:sz w:val="14"/>
-                <w:szCs w:val="14"/>
-              </w:rPr>
-              <w:t xml:space="preserve">[사진 3] 입고 검수 기록서 양식</w:t>
+              <w:t xml:space="preserve">[사진 2] SW 모바일(PDA) 입고 SKU 화면 – SKU 수량 검수(도착·손상수량 입력)</w:t>
+            </w:r>
+          </w:p>
+          <w:p>
+            <w:pPr>
+              <w:spacing w:after="20" w:before="20" w:line="270"/>
+            </w:pPr>
+            <w:r>
+              <w:rPr>
+                <w:rFonts w:ascii="맑은 고딕" w:cs="맑은 고딕" w:eastAsia="맑은 고딕" w:hAnsi="맑은 고딕"/>
+                <w:b w:val="false"/>
+                <w:bCs w:val="false"/>
+                <w:sz w:val="14"/>
+                <w:szCs w:val="14"/>
+              </w:rPr>
+              <w:t xml:space="preserve">[사진 3] SW(WMS) 입고신청 화면 – 입고 신청서 출력물(하차·검수 수량 기록)</w:t>
+            </w:r>
+          </w:p>
+          <w:p>
+            <w:pPr>
+              <w:spacing w:after="20" w:before="20" w:line="270"/>
+            </w:pPr>
+            <w:r>
+              <w:rPr>
+                <w:rFonts w:ascii="맑은 고딕" w:cs="맑은 고딕" w:eastAsia="맑은 고딕" w:hAnsi="맑은 고딕"/>
+                <w:b w:val="false"/>
+                <w:bCs w:val="false"/>
+                <w:sz w:val="14"/>
+                <w:szCs w:val="14"/>
+              </w:rPr>
+              <w:t xml:space="preserve">[사진 4] SW 모바일(PDA) 화면 – 수량 불일치 경고</w:t>
             </w:r>
           </w:p>
         </w:tc>
@@ -1533,22 +1563,22 @@
                 <w:sz w:val="14"/>
                 <w:szCs w:val="14"/>
               </w:rPr>
-              <w:t xml:space="preserve">[사진 1] 입고 SKU 화면 "정의하기"(SKU 개별 정의) 캡처</w:t>
-            </w:r>
-          </w:p>
-          <w:p>
-            <w:pPr>
-              <w:spacing w:after="20" w:before="20" w:line="270"/>
-            </w:pPr>
-            <w:r>
-              <w:rPr>
-                <w:rFonts w:ascii="맑은 고딕" w:cs="맑은 고딕" w:eastAsia="맑은 고딕" w:hAnsi="맑은 고딕"/>
-                <w:b w:val="false"/>
-                <w:bCs w:val="false"/>
-                <w:sz w:val="14"/>
-                <w:szCs w:val="14"/>
-              </w:rPr>
-              <w:t xml:space="preserve">[사진 2] SKU 관리 화면 캡처</w:t>
+              <w:t xml:space="preserve">[사진 1] SW 모바일(PDA) 화면 – SKU 개별 정의</w:t>
+            </w:r>
+          </w:p>
+          <w:p>
+            <w:pPr>
+              <w:spacing w:after="20" w:before="20" w:line="270"/>
+            </w:pPr>
+            <w:r>
+              <w:rPr>
+                <w:rFonts w:ascii="맑은 고딕" w:cs="맑은 고딕" w:eastAsia="맑은 고딕" w:hAnsi="맑은 고딕"/>
+                <w:b w:val="false"/>
+                <w:bCs w:val="false"/>
+                <w:sz w:val="14"/>
+                <w:szCs w:val="14"/>
+              </w:rPr>
+              <w:t xml:space="preserve">[사진 2] SW(WMS) SKU 관리 화면 – 정의·미정의 SKU 현황</w:t>
             </w:r>
           </w:p>
           <w:p>
@@ -1803,37 +1833,52 @@
                 <w:sz w:val="14"/>
                 <w:szCs w:val="14"/>
               </w:rPr>
-              <w:t xml:space="preserve">[사진 1] 입고 확정 화면 캡처</w:t>
-            </w:r>
-          </w:p>
-          <w:p>
-            <w:pPr>
-              <w:spacing w:after="20" w:before="20" w:line="270"/>
-            </w:pPr>
-            <w:r>
-              <w:rPr>
-                <w:rFonts w:ascii="맑은 고딕" w:cs="맑은 고딕" w:eastAsia="맑은 고딕" w:hAnsi="맑은 고딕"/>
-                <w:b w:val="false"/>
-                <w:bCs w:val="false"/>
-                <w:sz w:val="14"/>
-                <w:szCs w:val="14"/>
-              </w:rPr>
-              <w:t xml:space="preserve">[사진 2] Smartship 재고 반영 화면 캡처</w:t>
-            </w:r>
-          </w:p>
-          <w:p>
-            <w:pPr>
-              <w:spacing w:after="20" w:before="20" w:line="270"/>
-            </w:pPr>
-            <w:r>
-              <w:rPr>
-                <w:rFonts w:ascii="맑은 고딕" w:cs="맑은 고딕" w:eastAsia="맑은 고딕" w:hAnsi="맑은 고딕"/>
-                <w:b w:val="false"/>
-                <w:bCs w:val="false"/>
-                <w:sz w:val="14"/>
-                <w:szCs w:val="14"/>
-              </w:rPr>
-              <w:t xml:space="preserve">[사진 3] 입고 화물 수량 일괄 입력 화면 캡처</w:t>
+              <w:t xml:space="preserve">[사진 1] SW(WMS) 입고 확정 – 도착완료 → 입고완료 처리</w:t>
+            </w:r>
+          </w:p>
+          <w:p>
+            <w:pPr>
+              <w:spacing w:after="20" w:before="20" w:line="270"/>
+            </w:pPr>
+            <w:r>
+              <w:rPr>
+                <w:rFonts w:ascii="맑은 고딕" w:cs="맑은 고딕" w:eastAsia="맑은 고딕" w:hAnsi="맑은 고딕"/>
+                <w:b w:val="false"/>
+                <w:bCs w:val="false"/>
+                <w:sz w:val="14"/>
+                <w:szCs w:val="14"/>
+              </w:rPr>
+              <w:t xml:space="preserve">[사진 2] Smartship(OMS) 입고신청 목록 – 입고완료·실제입고수량 반영</w:t>
+            </w:r>
+          </w:p>
+          <w:p>
+            <w:pPr>
+              <w:spacing w:after="20" w:before="20" w:line="270"/>
+            </w:pPr>
+            <w:r>
+              <w:rPr>
+                <w:rFonts w:ascii="맑은 고딕" w:cs="맑은 고딕" w:eastAsia="맑은 고딕" w:hAnsi="맑은 고딕"/>
+                <w:b w:val="false"/>
+                <w:bCs w:val="false"/>
+                <w:sz w:val="14"/>
+                <w:szCs w:val="14"/>
+              </w:rPr>
+              <w:t xml:space="preserve">[사진 3] SW 모바일(PDA) 입고 SKU 화면 – SKU별 도착수량 입력·배치 선반 지정</w:t>
+            </w:r>
+          </w:p>
+          <w:p>
+            <w:pPr>
+              <w:spacing w:after="20" w:before="20" w:line="270"/>
+            </w:pPr>
+            <w:r>
+              <w:rPr>
+                <w:rFonts w:ascii="맑은 고딕" w:cs="맑은 고딕" w:eastAsia="맑은 고딕" w:hAnsi="맑은 고딕"/>
+                <w:b w:val="false"/>
+                <w:bCs w:val="false"/>
+                <w:sz w:val="14"/>
+                <w:szCs w:val="14"/>
+              </w:rPr>
+              <w:t xml:space="preserve">[사진 4] SW(WMS) SKU 입출고 이력 – 입고 수량·로케이션·LOT 기록</w:t>
             </w:r>
           </w:p>
         </w:tc>

--- a/작성 서류 - yun/⑥_조견표.docx
+++ b/작성 서류 - yun/⑥_조견표.docx
@@ -1578,7 +1578,7 @@
                 <w:sz w:val="14"/>
                 <w:szCs w:val="14"/>
               </w:rPr>
-              <w:t xml:space="preserve">[사진 2] SW(WMS) SKU 관리 화면 – 정의·미정의 SKU 현황</w:t>
+              <w:t xml:space="preserve">[사진 2] SW(WMS) SKU 관리 화면 – 정의·미정의 SKU 현황 및 EXCEL 일괄 정의</w:t>
             </w:r>
           </w:p>
           <w:p>

--- a/작성 서류 - yun/⑥_조견표.docx
+++ b/작성 서류 - yun/⑥_조견표.docx
@@ -1578,7 +1578,7 @@
                 <w:sz w:val="14"/>
                 <w:szCs w:val="14"/>
               </w:rPr>
-              <w:t xml:space="preserve">[사진 2] SW(WMS) SKU 관리 화면 – 정의·미정의 SKU 현황 및 EXCEL 일괄 정의</w:t>
+              <w:t xml:space="preserve">[사진 2] SW(WMS) SKU 관리 화면 – 정의·미정의 SKU 현황, EXCEL 일괄 정의</w:t>
             </w:r>
           </w:p>
           <w:p>
@@ -2431,6 +2431,21 @@
               <w:t xml:space="preserve">[사진 2] 셀렉티브 랙 전경 사진</w:t>
             </w:r>
           </w:p>
+          <w:p>
+            <w:pPr>
+              <w:spacing w:after="20" w:before="20" w:line="270"/>
+            </w:pPr>
+            <w:r>
+              <w:rPr>
+                <w:rFonts w:ascii="맑은 고딕" w:cs="맑은 고딕" w:eastAsia="맑은 고딕" w:hAnsi="맑은 고딕"/>
+                <w:b w:val="false"/>
+                <w:bCs w:val="false"/>
+                <w:sz w:val="14"/>
+                <w:szCs w:val="14"/>
+              </w:rPr>
+              <w:t xml:space="preserve">[사진 3] 지게차 안전작업 실천 서약서(2026.06.23, 영종센터 운전자 8명)</w:t>
+            </w:r>
+          </w:p>
         </w:tc>
         <w:tc>
           <w:tcPr>
@@ -9543,7 +9558,7 @@
                 <w:sz w:val="14"/>
                 <w:szCs w:val="14"/>
               </w:rPr>
-              <w:t xml:space="preserve">[사진 3] 안전교육 이수 기록</w:t>
+              <w:t xml:space="preserve">[사진 3] 2025 근로자 안전보건교육 수료증(분기별 정기교육 1~4차, 올윈에듀)</w:t>
             </w:r>
           </w:p>
           <w:p>
@@ -9559,6 +9574,21 @@
                 <w:szCs w:val="14"/>
               </w:rPr>
               <w:t xml:space="preserve">[사진 4] 작업자 추적(QR) 화면</w:t>
+            </w:r>
+          </w:p>
+          <w:p>
+            <w:pPr>
+              <w:spacing w:after="20" w:before="20" w:line="270"/>
+            </w:pPr>
+            <w:r>
+              <w:rPr>
+                <w:rFonts w:ascii="맑은 고딕" w:cs="맑은 고딕" w:eastAsia="맑은 고딕" w:hAnsi="맑은 고딕"/>
+                <w:b w:val="false"/>
+                <w:bCs w:val="false"/>
+                <w:sz w:val="14"/>
+                <w:szCs w:val="14"/>
+              </w:rPr>
+              <w:t xml:space="preserve">[사진 5] 지게차 안전작업 실천 서약서(2026.06.23, 영종센터 운전자 8명)</w:t>
             </w:r>
           </w:p>
         </w:tc>
@@ -10378,7 +10408,7 @@
                 <w:sz w:val="14"/>
                 <w:szCs w:val="14"/>
               </w:rPr>
-              <w:t xml:space="preserve">[사진 3] 안전교육 기록</w:t>
+              <w:t xml:space="preserve">[사진 3] 2025 근로자 안전보건교육 수료증(분기별 정기교육 1~4차)</w:t>
             </w:r>
           </w:p>
         </w:tc>

--- a/작성 서류 - yun/⑥_조견표.docx
+++ b/작성 서류 - yun/⑥_조견표.docx
@@ -2158,7 +2158,7 @@
                 <w:sz w:val="14"/>
                 <w:szCs w:val="14"/>
               </w:rPr>
-              <w:t xml:space="preserve">[사진 1] PDA 추천 로케이션 화면 캡처</w:t>
+              <w:t xml:space="preserve">[사진 1] SW 모바일(PDA) 적치 로케이션 지정 – 동일 SKU 기존 보관 위치 확인 → 배치 선반 할당</w:t>
             </w:r>
           </w:p>
           <w:p>
@@ -2683,7 +2683,7 @@
                 <w:sz w:val="14"/>
                 <w:szCs w:val="14"/>
               </w:rPr>
-              <w:t xml:space="preserve">[사진 1] 레이아웃관리 화면 캡처</w:t>
+              <w:t xml:space="preserve">[사진 1] SW(WMS) 3D 뷰어 – 보관 구역·랙·셀 배치 및 셀별 재고 상태</w:t>
             </w:r>
           </w:p>
           <w:p>
@@ -2953,7 +2953,7 @@
                 <w:sz w:val="14"/>
                 <w:szCs w:val="14"/>
               </w:rPr>
-              <w:t xml:space="preserve">[사진 2] 셀 상세 화면 캡처</w:t>
+              <w:t xml:space="preserve">[사진 2] SW 모바일(PDA) 셀·SKU 스캔 – 로케이션별 SKU·수량 양방향 조회</w:t>
             </w:r>
           </w:p>
         </w:tc>

--- a/작성 서류 - yun/⑥_조견표.docx
+++ b/작성 서류 - yun/⑥_조견표.docx
@@ -3998,7 +3998,7 @@
                 <w:sz w:val="14"/>
                 <w:szCs w:val="14"/>
               </w:rPr>
-              <w:t xml:space="preserve">[사진 3] 마감리포트 캡처</w:t>
+              <w:t xml:space="preserve">[사진 3] SW(WMS) 마감리포트 – 일·주·월 단위 재고·입출고 집계(2026년 9월)</w:t>
             </w:r>
           </w:p>
         </w:tc>
@@ -4548,7 +4548,7 @@
                 <w:sz w:val="14"/>
                 <w:szCs w:val="14"/>
               </w:rPr>
-              <w:t xml:space="preserve">[사진 3] 피킹 방식 자동 결정 결과(픽킹 리스트 유형) 화면</w:t>
+              <w:t xml:space="preserve">[사진 3] SW(WMS) 픽킹 리스트 관리 – 주문 구성별 피킹 방식 구분</w:t>
             </w:r>
           </w:p>
         </w:tc>
@@ -5043,7 +5043,7 @@
                 <w:sz w:val="14"/>
                 <w:szCs w:val="14"/>
               </w:rPr>
-              <w:t xml:space="preserve">[사진 1] 픽킹 리스트 상세(로케이션 순) 캡처</w:t>
+              <w:t xml:space="preserve">[사진 1] SW(WMS) 픽킹 리스트 출력 – 로케이션 순 피킹 순서 자동 정렬</w:t>
             </w:r>
           </w:p>
         </w:tc>
@@ -6358,7 +6358,7 @@
                 <w:sz w:val="14"/>
                 <w:szCs w:val="14"/>
               </w:rPr>
-              <w:t xml:space="preserve">[사진 2] 포장재 재고관리 화면 캡처</w:t>
+              <w:t xml:space="preserve">[사진 2] SW(WMS) SKU 관리 – 부자재(포장재) 품목별 재고 관리</w:t>
             </w:r>
           </w:p>
         </w:tc>

--- a/작성 서류 - yun/⑥_조견표.docx
+++ b/작성 서류 - yun/⑥_조견표.docx
@@ -3233,22 +3233,22 @@
                 <w:sz w:val="14"/>
                 <w:szCs w:val="14"/>
               </w:rPr>
-              <w:t xml:space="preserve">[사진 1] 재고실사 생성·수행 화면 캡처</w:t>
-            </w:r>
-          </w:p>
-          <w:p>
-            <w:pPr>
-              <w:spacing w:after="20" w:before="20" w:line="270"/>
-            </w:pPr>
-            <w:r>
-              <w:rPr>
-                <w:rFonts w:ascii="맑은 고딕" w:cs="맑은 고딕" w:eastAsia="맑은 고딕" w:hAnsi="맑은 고딕"/>
-                <w:b w:val="false"/>
-                <w:bCs w:val="false"/>
-                <w:sz w:val="14"/>
-                <w:szCs w:val="14"/>
-              </w:rPr>
-              <w:t xml:space="preserve">[사진 2] 실사 결과 및 재고 조정 이력</w:t>
+              <w:t xml:space="preserve">[사진 1] SW(WMS) 재고실사 관리 – 실사 생성(대상 유형·기간 지정) 및 실사 목록</w:t>
+            </w:r>
+          </w:p>
+          <w:p>
+            <w:pPr>
+              <w:spacing w:after="20" w:before="20" w:line="270"/>
+            </w:pPr>
+            <w:r>
+              <w:rPr>
+                <w:rFonts w:ascii="맑은 고딕" w:cs="맑은 고딕" w:eastAsia="맑은 고딕" w:hAnsi="맑은 고딕"/>
+                <w:b w:val="false"/>
+                <w:bCs w:val="false"/>
+                <w:sz w:val="14"/>
+                <w:szCs w:val="14"/>
+              </w:rPr>
+              <w:t xml:space="preserve">[사진 2] SW(WMS) 재고실사 상세 – 창고·입고·선반·체크재고 비교 및 셀별 불일치 조정</w:t>
             </w:r>
           </w:p>
         </w:tc>
@@ -3421,7 +3421,7 @@
                 <w:sz w:val="14"/>
                 <w:szCs w:val="14"/>
               </w:rPr>
-              <w:t xml:space="preserve">3등급</w:t>
+              <w:t xml:space="preserve">4등급</w:t>
             </w:r>
           </w:p>
         </w:tc>
@@ -3488,7 +3488,7 @@
                 <w:sz w:val="14"/>
                 <w:szCs w:val="14"/>
               </w:rPr>
-              <w:t xml:space="preserve">[사진 1] 재고 재배치(보충) 화면 캡처</w:t>
+              <w:t xml:space="preserve">[사진 1] SW(WMS) SKU 이동 처리 – 보충·이동 요청 등록 및 출발·도착 셀 지정</w:t>
             </w:r>
           </w:p>
         </w:tc>
@@ -3728,7 +3728,7 @@
                 <w:sz w:val="14"/>
                 <w:szCs w:val="14"/>
               </w:rPr>
-              <w:t xml:space="preserve">[사진 1] 재배치 상세 화면 캡처</w:t>
+              <w:t xml:space="preserve">[사진 1] SW(WMS) SKU 이동 관리 – 유형별 이동 요청·처리 실적(입고·회수·SKU 이동·보충 등)</w:t>
             </w:r>
           </w:p>
         </w:tc>

--- a/작성 서류 - yun/⑥_조견표.docx
+++ b/작성 서류 - yun/⑥_조견표.docx
@@ -3728,7 +3728,7 @@
                 <w:sz w:val="14"/>
                 <w:szCs w:val="14"/>
               </w:rPr>
-              <w:t xml:space="preserve">[사진 1] SW(WMS) SKU 이동 관리 – 유형별 이동 요청·처리 실적(입고·회수·SKU 이동·보충 등)</w:t>
+              <w:t xml:space="preserve">[사진 1] SW(WMS) SKU 이동 관리 – 유형별 이동 요청·처리 실적(2026.01~10, 26,348건)</w:t>
             </w:r>
           </w:p>
         </w:tc>
@@ -3968,7 +3968,7 @@
                 <w:sz w:val="14"/>
                 <w:szCs w:val="14"/>
               </w:rPr>
-              <w:t xml:space="preserve">[사진 1] 전체 대시보드·대시보드 모니터 화면 캡처</w:t>
+              <w:t xml:space="preserve">[사진 1] SW(WMS) 전체 대시보드 – 공정별 실시간 처리 현황 및 피킹존 재고부족·미출고 모니터링</w:t>
             </w:r>
           </w:p>
           <w:p>
@@ -4238,7 +4238,7 @@
                 <w:sz w:val="14"/>
                 <w:szCs w:val="14"/>
               </w:rPr>
-              <w:t xml:space="preserve">[사진 1] 유통기한·로트 그룹핑 화면 및 자동 할당 결과 캡처</w:t>
+              <w:t xml:space="preserve">[사진 1] SW(WMS) SKU 입출고 이력 – 동일 SKU 로트별 유통기한 순 출고(FEFO)</w:t>
             </w:r>
           </w:p>
         </w:tc>
@@ -4518,22 +4518,22 @@
                 <w:sz w:val="14"/>
                 <w:szCs w:val="14"/>
               </w:rPr>
-              <w:t xml:space="preserve">[사진 1] 픽킹 리스트 생성·관리 화면 캡처</w:t>
-            </w:r>
-          </w:p>
-          <w:p>
-            <w:pPr>
-              <w:spacing w:after="20" w:before="20" w:line="270"/>
-            </w:pPr>
-            <w:r>
-              <w:rPr>
-                <w:rFonts w:ascii="맑은 고딕" w:cs="맑은 고딕" w:eastAsia="맑은 고딕" w:hAnsi="맑은 고딕"/>
-                <w:b w:val="false"/>
-                <w:bCs w:val="false"/>
-                <w:sz w:val="14"/>
-                <w:szCs w:val="14"/>
-              </w:rPr>
-              <w:t xml:space="preserve">[사진 2] PDA 피킹 지시 화면</w:t>
+              <w:t xml:space="preserve">[사진 1] SW(WMS) 픽킹 리스트 생성 – 선택 주문 기준 생성(패킹장비 타입·정렬 기준·피킹 시작 지점 지정)</w:t>
+            </w:r>
+          </w:p>
+          <w:p>
+            <w:pPr>
+              <w:spacing w:after="20" w:before="20" w:line="270"/>
+            </w:pPr>
+            <w:r>
+              <w:rPr>
+                <w:rFonts w:ascii="맑은 고딕" w:cs="맑은 고딕" w:eastAsia="맑은 고딕" w:hAnsi="맑은 고딕"/>
+                <w:b w:val="false"/>
+                <w:bCs w:val="false"/>
+                <w:sz w:val="14"/>
+                <w:szCs w:val="14"/>
+              </w:rPr>
+              <w:t xml:space="preserve">[사진 2] SW 모바일(PDA) 피킹 리스트 관리 – 타입별 피킹 현황 및 작업자 피킹 지시 목록</w:t>
             </w:r>
           </w:p>
           <w:p>
@@ -4788,7 +4788,7 @@
                 <w:sz w:val="14"/>
                 <w:szCs w:val="14"/>
               </w:rPr>
-              <w:t xml:space="preserve">[사진 1] PDA 피킹 화면</w:t>
+              <w:t xml:space="preserve">[사진 1] SW 모바일(PDA) 피킹 화면 – SKU별 로케이션·지시수량 확인 및 스캔 수량 입력</w:t>
             </w:r>
           </w:p>
           <w:p>
@@ -5298,7 +5298,7 @@
                 <w:sz w:val="14"/>
                 <w:szCs w:val="14"/>
               </w:rPr>
-              <w:t xml:space="preserve">[사진 2] PDA 스캔 검증 화면</w:t>
+              <w:t xml:space="preserve">[사진 2] SW 모바일(PDA) 피킹 스캔 검증 – 지시에 없는 SKU 스캔 시 경고·진행 차단</w:t>
             </w:r>
           </w:p>
         </w:tc>
@@ -5538,7 +5538,7 @@
                 <w:sz w:val="14"/>
                 <w:szCs w:val="14"/>
               </w:rPr>
-              <w:t xml:space="preserve">[사진 1] 슈트 설정 화면 캡처</w:t>
+              <w:t xml:space="preserve">[사진 1] SW(WMS) 슈트 설정 – 슈트번호별 라우트·소트코드 매핑</w:t>
             </w:r>
           </w:p>
           <w:p>
@@ -5808,7 +5808,7 @@
                 <w:sz w:val="14"/>
                 <w:szCs w:val="14"/>
               </w:rPr>
-              <w:t xml:space="preserve">[사진 2] 소터 모니터링 화면 캡처</w:t>
+              <w:t xml:space="preserve">[사진 2] SW(WMS) 소터 모니터링 – 투입구(DWS)별·시간대별 분류 처리 건수</w:t>
             </w:r>
           </w:p>
         </w:tc>
@@ -6088,7 +6088,7 @@
                 <w:sz w:val="14"/>
                 <w:szCs w:val="14"/>
               </w:rPr>
-              <w:t xml:space="preserve">[사진 1] 패킹 리스트 화면 캡처</w:t>
+              <w:t xml:space="preserve">[사진 1] SW(WMS) 픽킹 리스트 관리 – 피킹·패킹 진행 현황 및 패킹 대기 작업 실시간 조회</w:t>
             </w:r>
           </w:p>
           <w:p>
@@ -6598,22 +6598,22 @@
                 <w:sz w:val="14"/>
                 <w:szCs w:val="14"/>
               </w:rPr>
-              <w:t xml:space="preserve">[사진 1] 검품 스캔 화면</w:t>
-            </w:r>
-          </w:p>
-          <w:p>
-            <w:pPr>
-              <w:spacing w:after="20" w:before="20" w:line="270"/>
-            </w:pPr>
-            <w:r>
-              <w:rPr>
-                <w:rFonts w:ascii="맑은 고딕" w:cs="맑은 고딕" w:eastAsia="맑은 고딕" w:hAnsi="맑은 고딕"/>
-                <w:b w:val="false"/>
-                <w:bCs w:val="false"/>
-                <w:sz w:val="14"/>
-                <w:szCs w:val="14"/>
-              </w:rPr>
-              <w:t xml:space="preserve">[사진 2] 녹화 영상 조회 화면 캡처</w:t>
+              <w:t xml:space="preserve">[사진 1] SW(WMS) 출고 검품 – SKU 스캔 검품·녹화 시작·박스/완충재 자동 선택·출고 처리</w:t>
+            </w:r>
+          </w:p>
+          <w:p>
+            <w:pPr>
+              <w:spacing w:after="20" w:before="20" w:line="270"/>
+            </w:pPr>
+            <w:r>
+              <w:rPr>
+                <w:rFonts w:ascii="맑은 고딕" w:cs="맑은 고딕" w:eastAsia="맑은 고딕" w:hAnsi="맑은 고딕"/>
+                <w:b w:val="false"/>
+                <w:bCs w:val="false"/>
+                <w:sz w:val="14"/>
+                <w:szCs w:val="14"/>
+              </w:rPr>
+              <w:t xml:space="preserve">[사진 2] SW(WMS) 주문 상세 – 패킹 녹화 영상(카메라 2대) 주문별 매핑</w:t>
             </w:r>
           </w:p>
           <w:p>
@@ -7138,7 +7138,7 @@
                 <w:sz w:val="14"/>
                 <w:szCs w:val="14"/>
               </w:rPr>
-              <w:t xml:space="preserve">[사진 2] 송장 출력 화면</w:t>
+              <w:t xml:space="preserve">[사진 2] SW(WMS) 주문 상세 – 택배사·송장번호 자동 매칭 및 박스·완충재·무게 기록</w:t>
             </w:r>
           </w:p>
         </w:tc>
@@ -7433,7 +7433,7 @@
                 <w:sz w:val="14"/>
                 <w:szCs w:val="14"/>
               </w:rPr>
-              <w:t xml:space="preserve">[사진 2] 번들 검증 PDA 화면</w:t>
+              <w:t xml:space="preserve">[사진 2] SW 모바일(PDA) 번들 작업 – MAWB·Route 확인 및 Route 불일치 화물 스캔 차단</w:t>
             </w:r>
           </w:p>
         </w:tc>
@@ -7688,7 +7688,7 @@
                 <w:sz w:val="14"/>
                 <w:szCs w:val="14"/>
               </w:rPr>
-              <w:t xml:space="preserve">[사진 2] TLPS 인계 일정 화면</w:t>
+              <w:t xml:space="preserve">[사진 2] TMS MAWB 상세 – 항공편 출항·입항 일정 및 Flight Confirm 관리</w:t>
             </w:r>
           </w:p>
         </w:tc>
@@ -7943,7 +7943,7 @@
                 <w:sz w:val="14"/>
                 <w:szCs w:val="14"/>
               </w:rPr>
-              <w:t xml:space="preserve">[사진 2] 인계 확인(스캔) 화면</w:t>
+              <w:t xml:space="preserve">[사진 2] SW 모바일(PDA) MAWB·번들팩 조회 – 출발 일정별 MAWB 확정 및 번들팩별 수량·무게 확인</w:t>
             </w:r>
           </w:p>
         </w:tc>
@@ -8183,22 +8183,22 @@
                 <w:sz w:val="14"/>
                 <w:szCs w:val="14"/>
               </w:rPr>
-              <w:t xml:space="preserve">[사진 1] 출고 확정·송장 조회 화면</w:t>
-            </w:r>
-          </w:p>
-          <w:p>
-            <w:pPr>
-              <w:spacing w:after="20" w:before="20" w:line="270"/>
-            </w:pPr>
-            <w:r>
-              <w:rPr>
-                <w:rFonts w:ascii="맑은 고딕" w:cs="맑은 고딕" w:eastAsia="맑은 고딕" w:hAnsi="맑은 고딕"/>
-                <w:b w:val="false"/>
-                <w:bCs w:val="false"/>
-                <w:sz w:val="14"/>
-                <w:szCs w:val="14"/>
-              </w:rPr>
-              <w:t xml:space="preserve">[사진 2] 출고 영상 매핑 화면</w:t>
+              <w:t xml:space="preserve">[사진 1] TX 어드민 배송 추적 – 포장번호별 출고·DPC 입고·간선 이동 이력 실시간 조회</w:t>
+            </w:r>
+          </w:p>
+          <w:p>
+            <w:pPr>
+              <w:spacing w:after="20" w:before="20" w:line="270"/>
+            </w:pPr>
+            <w:r>
+              <w:rPr>
+                <w:rFonts w:ascii="맑은 고딕" w:cs="맑은 고딕" w:eastAsia="맑은 고딕" w:hAnsi="맑은 고딕"/>
+                <w:b w:val="false"/>
+                <w:bCs w:val="false"/>
+                <w:sz w:val="14"/>
+                <w:szCs w:val="14"/>
+              </w:rPr>
+              <w:t xml:space="preserve">[사진 2] Smartship(OMS) 배송 현황 – 출고 후 배송 단계·배송사·송장번호 자동 연동</w:t>
             </w:r>
           </w:p>
         </w:tc>
@@ -9573,7 +9573,7 @@
                 <w:sz w:val="14"/>
                 <w:szCs w:val="14"/>
               </w:rPr>
-              <w:t xml:space="preserve">[사진 4] 작업자 추적(QR) 화면</w:t>
+              <w:t xml:space="preserve">[사진 4] SW(WMS) 공정별 인원관리 – 공정별 현재 투입 인원 실시간 파악(비상 시 인원 확인)</w:t>
             </w:r>
           </w:p>
           <w:p>
@@ -10123,7 +10123,7 @@
                 <w:sz w:val="14"/>
                 <w:szCs w:val="14"/>
               </w:rPr>
-              <w:t xml:space="preserve">[사진 1] 작업자 추적 화면·리포트 캡처</w:t>
+              <w:t xml:space="preserve">[사진 1] SW(WMS) 공정별 인원 관리 – 공정별·인원별 작업자 수·처리량·작업시간 집계</w:t>
             </w:r>
           </w:p>
           <w:p>
@@ -10958,22 +10958,22 @@
                 <w:sz w:val="14"/>
                 <w:szCs w:val="14"/>
               </w:rPr>
-              <w:t xml:space="preserve">[사진 1] Smartship 주문 수집·검증 화면</w:t>
-            </w:r>
-          </w:p>
-          <w:p>
-            <w:pPr>
-              <w:spacing w:after="20" w:before="20" w:line="270"/>
-            </w:pPr>
-            <w:r>
-              <w:rPr>
-                <w:rFonts w:ascii="맑은 고딕" w:cs="맑은 고딕" w:eastAsia="맑은 고딕" w:hAnsi="맑은 고딕"/>
-                <w:b w:val="false"/>
-                <w:bCs w:val="false"/>
-                <w:sz w:val="14"/>
-                <w:szCs w:val="14"/>
-              </w:rPr>
-              <w:t xml:space="preserve">[사진 2] 채널 연동 현황 화면</w:t>
+              <w:t xml:space="preserve">[사진 1] Smartship(OMS) 주문 관리 – 판매채널 API 주문 자동 수집 및 풀필먼트 출고 상태 관리</w:t>
+            </w:r>
+          </w:p>
+          <w:p>
+            <w:pPr>
+              <w:spacing w:after="20" w:before="20" w:line="270"/>
+            </w:pPr>
+            <w:r>
+              <w:rPr>
+                <w:rFonts w:ascii="맑은 고딕" w:cs="맑은 고딕" w:eastAsia="맑은 고딕" w:hAnsi="맑은 고딕"/>
+                <w:b w:val="false"/>
+                <w:bCs w:val="false"/>
+                <w:sz w:val="14"/>
+                <w:szCs w:val="14"/>
+              </w:rPr>
+              <w:t xml:space="preserve">[사진 2] Smartship(OMS) 쇼핑몰 주문 연동 – 판매채널별 API 자동 수집 결과</w:t>
             </w:r>
           </w:p>
         </w:tc>
@@ -11213,22 +11213,22 @@
                 <w:sz w:val="14"/>
                 <w:szCs w:val="14"/>
               </w:rPr>
-              <w:t xml:space="preserve">[사진 1] 입고·출고 화면</w:t>
-            </w:r>
-          </w:p>
-          <w:p>
-            <w:pPr>
-              <w:spacing w:after="20" w:before="20" w:line="270"/>
-            </w:pPr>
-            <w:r>
-              <w:rPr>
-                <w:rFonts w:ascii="맑은 고딕" w:cs="맑은 고딕" w:eastAsia="맑은 고딕" w:hAnsi="맑은 고딕"/>
-                <w:b w:val="false"/>
-                <w:bCs w:val="false"/>
-                <w:sz w:val="14"/>
-                <w:szCs w:val="14"/>
-              </w:rPr>
-              <w:t xml:space="preserve">[사진 2] TLPS 운송·인계 화면</w:t>
+              <w:t xml:space="preserve">[사진 1] SW(WMS) 입고 확정 – 도착완료·입고완료 처리 및 재고 반영</w:t>
+            </w:r>
+          </w:p>
+          <w:p>
+            <w:pPr>
+              <w:spacing w:after="20" w:before="20" w:line="270"/>
+            </w:pPr>
+            <w:r>
+              <w:rPr>
+                <w:rFonts w:ascii="맑은 고딕" w:cs="맑은 고딕" w:eastAsia="맑은 고딕" w:hAnsi="맑은 고딕"/>
+                <w:b w:val="false"/>
+                <w:bCs w:val="false"/>
+                <w:sz w:val="14"/>
+                <w:szCs w:val="14"/>
+              </w:rPr>
+              <w:t xml:space="preserve">[사진 2] TMS MAWB 상세 – 항공편 출항·입항 일정 및 Flight Confirm 관리</w:t>
             </w:r>
           </w:p>
         </w:tc>
@@ -11468,7 +11468,7 @@
                 <w:sz w:val="14"/>
                 <w:szCs w:val="14"/>
               </w:rPr>
-              <w:t xml:space="preserve">[사진 1] 대시보드·셀 상세·실사·마감리포트 화면</w:t>
+              <w:t xml:space="preserve">[사진 1] SW(WMS) 재고실사 관리 – 실사 생성(대상 유형·기간 지정) 및 실사 목록</w:t>
             </w:r>
           </w:p>
         </w:tc>
@@ -11708,7 +11708,7 @@
                 <w:sz w:val="14"/>
                 <w:szCs w:val="14"/>
               </w:rPr>
-              <w:t xml:space="preserve">[사진 1] 레이아웃관리·디바이스·작업자 추적 화면</w:t>
+              <w:t xml:space="preserve">[사진 1] SW(WMS) 창고 레이아웃 관리 – Zone·Block·설비(소터·DWS) 배치 등록</w:t>
             </w:r>
           </w:p>
         </w:tc>
@@ -11948,37 +11948,37 @@
                 <w:sz w:val="14"/>
                 <w:szCs w:val="14"/>
               </w:rPr>
-              <w:t xml:space="preserve">[사진 1] 풀필먼트 주문관리 대시보드</w:t>
-            </w:r>
-          </w:p>
-          <w:p>
-            <w:pPr>
-              <w:spacing w:after="20" w:before="20" w:line="270"/>
-            </w:pPr>
-            <w:r>
-              <w:rPr>
-                <w:rFonts w:ascii="맑은 고딕" w:cs="맑은 고딕" w:eastAsia="맑은 고딕" w:hAnsi="맑은 고딕"/>
-                <w:b w:val="false"/>
-                <w:bCs w:val="false"/>
-                <w:sz w:val="14"/>
-                <w:szCs w:val="14"/>
-              </w:rPr>
-              <w:t xml:space="preserve">[사진 2] 반품 출고 관리 화면</w:t>
-            </w:r>
-          </w:p>
-          <w:p>
-            <w:pPr>
-              <w:spacing w:after="20" w:before="20" w:line="270"/>
-            </w:pPr>
-            <w:r>
-              <w:rPr>
-                <w:rFonts w:ascii="맑은 고딕" w:cs="맑은 고딕" w:eastAsia="맑은 고딕" w:hAnsi="맑은 고딕"/>
-                <w:b w:val="false"/>
-                <w:bCs w:val="false"/>
-                <w:sz w:val="14"/>
-                <w:szCs w:val="14"/>
-              </w:rPr>
-              <w:t xml:space="preserve">[사진 3] 오류화물 관리 화면</w:t>
+              <w:t xml:space="preserve">[사진 1] SW(WMS) 전체 대시보드 – 풀필먼트 공정별 처리 현황</w:t>
+            </w:r>
+          </w:p>
+          <w:p>
+            <w:pPr>
+              <w:spacing w:after="20" w:before="20" w:line="270"/>
+            </w:pPr>
+            <w:r>
+              <w:rPr>
+                <w:rFonts w:ascii="맑은 고딕" w:cs="맑은 고딕" w:eastAsia="맑은 고딕" w:hAnsi="맑은 고딕"/>
+                <w:b w:val="false"/>
+                <w:bCs w:val="false"/>
+                <w:sz w:val="14"/>
+                <w:szCs w:val="14"/>
+              </w:rPr>
+              <w:t xml:space="preserve">[사진 2] SW(WMS) 고객반품 관리 – 반품 주문 등록·DPC 도착·검품·셀러 확인·최종 완료 단계 관리</w:t>
+            </w:r>
+          </w:p>
+          <w:p>
+            <w:pPr>
+              <w:spacing w:after="20" w:before="20" w:line="270"/>
+            </w:pPr>
+            <w:r>
+              <w:rPr>
+                <w:rFonts w:ascii="맑은 고딕" w:cs="맑은 고딕" w:eastAsia="맑은 고딕" w:hAnsi="맑은 고딕"/>
+                <w:b w:val="false"/>
+                <w:bCs w:val="false"/>
+                <w:sz w:val="14"/>
+                <w:szCs w:val="14"/>
+              </w:rPr>
+              <w:t xml:space="preserve">[사진 3] SW(WMS) 오류화물(펜딩) 관리 – SKU 미정의·재고 부족·통관 품목·경로 검증 등 유형별 보류 처리</w:t>
             </w:r>
           </w:p>
         </w:tc>
@@ -12218,7 +12218,7 @@
                 <w:sz w:val="14"/>
                 <w:szCs w:val="14"/>
               </w:rPr>
-              <w:t xml:space="preserve">[사진 1] 소터 모니터링·슈트 설정 화면</w:t>
+              <w:t xml:space="preserve">[사진 1] SW(WMS) 소터 모니터링 – 투입구(DWS)별·시간대별 분류 처리 건수</w:t>
             </w:r>
           </w:p>
           <w:p>

--- a/작성 서류 - yun/⑥_조견표.docx
+++ b/작성 서류 - yun/⑥_조견표.docx
@@ -184,7 +184,7 @@
                 <w:sz w:val="17"/>
                 <w:szCs w:val="17"/>
               </w:rPr>
-              <w:t xml:space="preserve">②-1 자체평가서 및 증명자료 (총 51쪽), 기준일자 2026.09.30</w:t>
+              <w:t xml:space="preserve">②-1 자체평가서 및 증명자료 (총 71쪽), 기준일자 2026.09.30</w:t>
             </w:r>
           </w:p>
         </w:tc>
@@ -675,7 +675,7 @@
                 <w:sz w:val="14"/>
                 <w:szCs w:val="14"/>
               </w:rPr>
-              <w:t xml:space="preserve">p.7</w:t>
+              <w:t xml:space="preserve">p.7~8</w:t>
             </w:r>
           </w:p>
         </w:tc>
@@ -945,7 +945,7 @@
                 <w:sz w:val="14"/>
                 <w:szCs w:val="14"/>
               </w:rPr>
-              <w:t xml:space="preserve">p.8</w:t>
+              <w:t xml:space="preserve">p.9~10</w:t>
             </w:r>
           </w:p>
         </w:tc>
@@ -1245,7 +1245,7 @@
                 <w:sz w:val="14"/>
                 <w:szCs w:val="14"/>
               </w:rPr>
-              <w:t xml:space="preserve">p.9</w:t>
+              <w:t xml:space="preserve">p.11~12</w:t>
             </w:r>
           </w:p>
         </w:tc>
@@ -1530,7 +1530,7 @@
                 <w:sz w:val="14"/>
                 <w:szCs w:val="14"/>
               </w:rPr>
-              <w:t xml:space="preserve">p.10</w:t>
+              <w:t xml:space="preserve">p.13~14</w:t>
             </w:r>
           </w:p>
         </w:tc>
@@ -1800,7 +1800,7 @@
                 <w:sz w:val="14"/>
                 <w:szCs w:val="14"/>
               </w:rPr>
-              <w:t xml:space="preserve">p.11</w:t>
+              <w:t xml:space="preserve">p.15~17</w:t>
             </w:r>
           </w:p>
         </w:tc>
@@ -2125,7 +2125,7 @@
                 <w:sz w:val="14"/>
                 <w:szCs w:val="14"/>
               </w:rPr>
-              <w:t xml:space="preserve">p.12</w:t>
+              <w:t xml:space="preserve">p.18~19</w:t>
             </w:r>
           </w:p>
         </w:tc>
@@ -2380,7 +2380,7 @@
                 <w:sz w:val="14"/>
                 <w:szCs w:val="14"/>
               </w:rPr>
-              <w:t xml:space="preserve">p.13</w:t>
+              <w:t xml:space="preserve">p.20</w:t>
             </w:r>
           </w:p>
         </w:tc>
@@ -2650,7 +2650,7 @@
                 <w:sz w:val="14"/>
                 <w:szCs w:val="14"/>
               </w:rPr>
-              <w:t xml:space="preserve">p.14</w:t>
+              <w:t xml:space="preserve">p.21</w:t>
             </w:r>
           </w:p>
         </w:tc>
@@ -2905,7 +2905,7 @@
                 <w:sz w:val="14"/>
                 <w:szCs w:val="14"/>
               </w:rPr>
-              <w:t xml:space="preserve">p.15</w:t>
+              <w:t xml:space="preserve">p.22</w:t>
             </w:r>
           </w:p>
         </w:tc>
@@ -3200,7 +3200,7 @@
                 <w:sz w:val="14"/>
                 <w:szCs w:val="14"/>
               </w:rPr>
-              <w:t xml:space="preserve">p.16</w:t>
+              <w:t xml:space="preserve">p.23~24</w:t>
             </w:r>
           </w:p>
         </w:tc>
@@ -3455,7 +3455,7 @@
                 <w:sz w:val="14"/>
                 <w:szCs w:val="14"/>
               </w:rPr>
-              <w:t xml:space="preserve">p.17</w:t>
+              <w:t xml:space="preserve">p.25</w:t>
             </w:r>
           </w:p>
         </w:tc>
@@ -3695,7 +3695,7 @@
                 <w:sz w:val="14"/>
                 <w:szCs w:val="14"/>
               </w:rPr>
-              <w:t xml:space="preserve">p.18</w:t>
+              <w:t xml:space="preserve">p.26</w:t>
             </w:r>
           </w:p>
         </w:tc>
@@ -3935,7 +3935,7 @@
                 <w:sz w:val="14"/>
                 <w:szCs w:val="14"/>
               </w:rPr>
-              <w:t xml:space="preserve">p.19</w:t>
+              <w:t xml:space="preserve">p.27~28</w:t>
             </w:r>
           </w:p>
         </w:tc>
@@ -4205,7 +4205,7 @@
                 <w:sz w:val="14"/>
                 <w:szCs w:val="14"/>
               </w:rPr>
-              <w:t xml:space="preserve">p.20</w:t>
+              <w:t xml:space="preserve">p.29</w:t>
             </w:r>
           </w:p>
         </w:tc>
@@ -4485,7 +4485,7 @@
                 <w:sz w:val="14"/>
                 <w:szCs w:val="14"/>
               </w:rPr>
-              <w:t xml:space="preserve">p.21</w:t>
+              <w:t xml:space="preserve">p.30~31</w:t>
             </w:r>
           </w:p>
         </w:tc>
@@ -4755,7 +4755,7 @@
                 <w:sz w:val="14"/>
                 <w:szCs w:val="14"/>
               </w:rPr>
-              <w:t xml:space="preserve">p.22</w:t>
+              <w:t xml:space="preserve">p.32~33</w:t>
             </w:r>
           </w:p>
         </w:tc>
@@ -5010,7 +5010,7 @@
                 <w:sz w:val="14"/>
                 <w:szCs w:val="14"/>
               </w:rPr>
-              <w:t xml:space="preserve">p.23</w:t>
+              <w:t xml:space="preserve">p.34</w:t>
             </w:r>
           </w:p>
         </w:tc>
@@ -5250,7 +5250,7 @@
                 <w:sz w:val="14"/>
                 <w:szCs w:val="14"/>
               </w:rPr>
-              <w:t xml:space="preserve">p.24</w:t>
+              <w:t xml:space="preserve">p.35~36</w:t>
             </w:r>
           </w:p>
         </w:tc>
@@ -5505,7 +5505,7 @@
                 <w:sz w:val="14"/>
                 <w:szCs w:val="14"/>
               </w:rPr>
-              <w:t xml:space="preserve">p.25</w:t>
+              <w:t xml:space="preserve">p.37</w:t>
             </w:r>
           </w:p>
         </w:tc>
@@ -5760,7 +5760,7 @@
                 <w:sz w:val="14"/>
                 <w:szCs w:val="14"/>
               </w:rPr>
-              <w:t xml:space="preserve">p.26</w:t>
+              <w:t xml:space="preserve">p.38</w:t>
             </w:r>
           </w:p>
         </w:tc>
@@ -6055,7 +6055,7 @@
                 <w:sz w:val="14"/>
                 <w:szCs w:val="14"/>
               </w:rPr>
-              <w:t xml:space="preserve">p.27</w:t>
+              <w:t xml:space="preserve">p.39</w:t>
             </w:r>
           </w:p>
         </w:tc>
@@ -6310,7 +6310,7 @@
                 <w:sz w:val="14"/>
                 <w:szCs w:val="14"/>
               </w:rPr>
-              <w:t xml:space="preserve">p.28</w:t>
+              <w:t xml:space="preserve">p.40</w:t>
             </w:r>
           </w:p>
         </w:tc>
@@ -6565,7 +6565,7 @@
                 <w:sz w:val="14"/>
                 <w:szCs w:val="14"/>
               </w:rPr>
-              <w:t xml:space="preserve">p.29</w:t>
+              <w:t xml:space="preserve">p.41~42</w:t>
             </w:r>
           </w:p>
         </w:tc>
@@ -6850,7 +6850,7 @@
                 <w:sz w:val="14"/>
                 <w:szCs w:val="14"/>
               </w:rPr>
-              <w:t xml:space="preserve">p.30</w:t>
+              <w:t xml:space="preserve">p.43</w:t>
             </w:r>
           </w:p>
         </w:tc>
@@ -7090,7 +7090,7 @@
                 <w:sz w:val="14"/>
                 <w:szCs w:val="14"/>
               </w:rPr>
-              <w:t xml:space="preserve">p.31</w:t>
+              <w:t xml:space="preserve">p.44</w:t>
             </w:r>
           </w:p>
         </w:tc>
@@ -7385,7 +7385,7 @@
                 <w:sz w:val="14"/>
                 <w:szCs w:val="14"/>
               </w:rPr>
-              <w:t xml:space="preserve">p.32</w:t>
+              <w:t xml:space="preserve">p.45~46</w:t>
             </w:r>
           </w:p>
         </w:tc>
@@ -7640,7 +7640,7 @@
                 <w:sz w:val="14"/>
                 <w:szCs w:val="14"/>
               </w:rPr>
-              <w:t xml:space="preserve">p.33</w:t>
+              <w:t xml:space="preserve">p.47</w:t>
             </w:r>
           </w:p>
         </w:tc>
@@ -7895,7 +7895,7 @@
                 <w:sz w:val="14"/>
                 <w:szCs w:val="14"/>
               </w:rPr>
-              <w:t xml:space="preserve">p.34</w:t>
+              <w:t xml:space="preserve">p.48~49</w:t>
             </w:r>
           </w:p>
         </w:tc>
@@ -8150,7 +8150,7 @@
                 <w:sz w:val="14"/>
                 <w:szCs w:val="14"/>
               </w:rPr>
-              <w:t xml:space="preserve">p.35</w:t>
+              <w:t xml:space="preserve">p.50~51</w:t>
             </w:r>
           </w:p>
         </w:tc>
@@ -8445,7 +8445,7 @@
                 <w:sz w:val="14"/>
                 <w:szCs w:val="14"/>
               </w:rPr>
-              <w:t xml:space="preserve">p.36</w:t>
+              <w:t xml:space="preserve">p.52~53</w:t>
             </w:r>
           </w:p>
         </w:tc>
@@ -8715,7 +8715,7 @@
                 <w:sz w:val="14"/>
                 <w:szCs w:val="14"/>
               </w:rPr>
-              <w:t xml:space="preserve">p.38</w:t>
+              <w:t xml:space="preserve">p.54</w:t>
             </w:r>
           </w:p>
         </w:tc>
@@ -8970,7 +8970,7 @@
                 <w:sz w:val="14"/>
                 <w:szCs w:val="14"/>
               </w:rPr>
-              <w:t xml:space="preserve">p.39</w:t>
+              <w:t xml:space="preserve">p.55</w:t>
             </w:r>
           </w:p>
         </w:tc>
@@ -9225,7 +9225,7 @@
                 <w:sz w:val="14"/>
                 <w:szCs w:val="14"/>
               </w:rPr>
-              <w:t xml:space="preserve">p.40</w:t>
+              <w:t xml:space="preserve">p.56</w:t>
             </w:r>
           </w:p>
         </w:tc>
@@ -9495,7 +9495,7 @@
                 <w:sz w:val="14"/>
                 <w:szCs w:val="14"/>
               </w:rPr>
-              <w:t xml:space="preserve">p.41</w:t>
+              <w:t xml:space="preserve">p.57~58</w:t>
             </w:r>
           </w:p>
         </w:tc>
@@ -9835,7 +9835,7 @@
                 <w:sz w:val="14"/>
                 <w:szCs w:val="14"/>
               </w:rPr>
-              <w:t xml:space="preserve">p.42</w:t>
+              <w:t xml:space="preserve">p.59</w:t>
             </w:r>
           </w:p>
         </w:tc>
@@ -10090,7 +10090,7 @@
                 <w:sz w:val="14"/>
                 <w:szCs w:val="14"/>
               </w:rPr>
-              <w:t xml:space="preserve">p.43</w:t>
+              <w:t xml:space="preserve">p.60</w:t>
             </w:r>
           </w:p>
         </w:tc>
@@ -10345,7 +10345,7 @@
                 <w:sz w:val="14"/>
                 <w:szCs w:val="14"/>
               </w:rPr>
-              <w:t xml:space="preserve">p.44</w:t>
+              <w:t xml:space="preserve">p.61</w:t>
             </w:r>
           </w:p>
         </w:tc>
@@ -10615,7 +10615,7 @@
                 <w:sz w:val="14"/>
                 <w:szCs w:val="14"/>
               </w:rPr>
-              <w:t xml:space="preserve">p.45</w:t>
+              <w:t xml:space="preserve">p.62</w:t>
             </w:r>
           </w:p>
         </w:tc>
@@ -10925,7 +10925,7 @@
                 <w:sz w:val="14"/>
                 <w:szCs w:val="14"/>
               </w:rPr>
-              <w:t xml:space="preserve">p.46</w:t>
+              <w:t xml:space="preserve">p.63~64</w:t>
             </w:r>
           </w:p>
         </w:tc>
@@ -11180,7 +11180,7 @@
                 <w:sz w:val="14"/>
                 <w:szCs w:val="14"/>
               </w:rPr>
-              <w:t xml:space="preserve">p.47</w:t>
+              <w:t xml:space="preserve">p.65~66</w:t>
             </w:r>
           </w:p>
         </w:tc>
@@ -11435,7 +11435,7 @@
                 <w:sz w:val="14"/>
                 <w:szCs w:val="14"/>
               </w:rPr>
-              <w:t xml:space="preserve">p.48</w:t>
+              <w:t xml:space="preserve">p.67</w:t>
             </w:r>
           </w:p>
         </w:tc>
@@ -11675,7 +11675,7 @@
                 <w:sz w:val="14"/>
                 <w:szCs w:val="14"/>
               </w:rPr>
-              <w:t xml:space="preserve">p.49</w:t>
+              <w:t xml:space="preserve">p.68</w:t>
             </w:r>
           </w:p>
         </w:tc>
@@ -11915,7 +11915,7 @@
                 <w:sz w:val="14"/>
                 <w:szCs w:val="14"/>
               </w:rPr>
-              <w:t xml:space="preserve">p.50</w:t>
+              <w:t xml:space="preserve">p.69~70</w:t>
             </w:r>
           </w:p>
         </w:tc>
@@ -12185,7 +12185,7 @@
                 <w:sz w:val="14"/>
                 <w:szCs w:val="14"/>
               </w:rPr>
-              <w:t xml:space="preserve">p.51</w:t>
+              <w:t xml:space="preserve">p.71</w:t>
             </w:r>
           </w:p>
         </w:tc>
@@ -12291,77 +12291,6 @@
         <w:t xml:space="preserve">※ 수록 쪽은 자체평가서 하단 쪽번호 기준. 제출서류 약어: 02 설계설명서, 04 도입설비 명세서, 05 운영매뉴얼, 06 품질·안전·환경관리 매뉴얼, 07 물류정보시스템 기술서, 08 연계기술서, ⑧ 센터 소개자료.</w:t>
       </w:r>
     </w:p>
-    <w:p>
-      <w:pPr>
-        <w:spacing w:after="60" w:before="0"/>
-      </w:pPr>
-    </w:p>
-    <w:tbl>
-      <w:tblPr>
-        <w:tblW w:type="dxa" w:w="9866"/>
-        <w:tblBorders>
-          <w:top w:val="single" w:color="auto" w:sz="4"/>
-          <w:left w:val="single" w:color="auto" w:sz="4"/>
-          <w:bottom w:val="single" w:color="auto" w:sz="4"/>
-          <w:right w:val="single" w:color="auto" w:sz="4"/>
-          <w:insideH w:val="single" w:color="auto" w:sz="4"/>
-          <w:insideV w:val="single" w:color="auto" w:sz="4"/>
-        </w:tblBorders>
-      </w:tblPr>
-      <w:tblGrid>
-        <w:gridCol w:w="9866"/>
-      </w:tblGrid>
-      <w:tr>
-        <w:tc>
-          <w:tcPr>
-            <w:tcW w:type="dxa" w:w="9866"/>
-            <w:tcBorders>
-              <w:top w:val="dashed" w:color="BF8F00" w:sz="6"/>
-              <w:left w:val="dashed" w:color="BF8F00" w:sz="6"/>
-              <w:bottom w:val="dashed" w:color="BF8F00" w:sz="6"/>
-              <w:right w:val="dashed" w:color="BF8F00" w:sz="6"/>
-            </w:tcBorders>
-            <w:shd w:fill="FFF2CC" w:color="auto" w:val="clear"/>
-            <w:tcMar>
-              <w:top w:type="dxa" w:w="60"/>
-              <w:left w:type="dxa" w:w="120"/>
-              <w:bottom w:type="dxa" w:w="60"/>
-              <w:right w:type="dxa" w:w="120"/>
-            </w:tcMar>
-          </w:tcPr>
-          <w:p>
-            <w:pPr>
-              <w:spacing w:after="20"/>
-            </w:pPr>
-            <w:r>
-              <w:rPr>
-                <w:rFonts w:ascii="맑은 고딕" w:cs="맑은 고딕" w:eastAsia="맑은 고딕" w:hAnsi="맑은 고딕"/>
-                <w:b/>
-                <w:bCs/>
-                <w:color w:val="C00000"/>
-                <w:sz w:val="17"/>
-                <w:szCs w:val="17"/>
-              </w:rPr>
-              <w:t xml:space="preserve">[작성 메모 · 제출 전 삭제]</w:t>
-            </w:r>
-          </w:p>
-          <w:p>
-            <w:pPr>
-              <w:spacing w:after="10" w:before="0" w:line="260"/>
-            </w:pPr>
-            <w:r>
-              <w:rPr>
-                <w:rFonts w:ascii="맑은 고딕" w:cs="맑은 고딕" w:eastAsia="맑은 고딕" w:hAnsi="맑은 고딕"/>
-                <w:color w:val="7F3F00"/>
-                <w:sz w:val="17"/>
-                <w:szCs w:val="17"/>
-              </w:rPr>
-              <w:t xml:space="preserve">· 사진·캡처를 자체평가서에 삽입한 뒤 쪽번호가 바뀌면 "수록 쪽"을 다시 확인(각 항목은 새 쪽에서 시작하도록 구성되어 있어 항목 내 사진이 1쪽을 넘지 않으면 쪽번호는 유지됨). 2.1.1만 2쪽(p.36~37).</w:t>
-            </w:r>
-          </w:p>
-        </w:tc>
-      </w:tr>
-    </w:tbl>
     <w:sectPr>
       <w:headerReference w:type="default" r:id="rId7"/>
       <w:footerReference w:type="default" r:id="rId8"/>

--- a/작성 서류 - yun/⑥_조견표.docx
+++ b/작성 서류 - yun/⑥_조견표.docx
@@ -184,7 +184,7 @@
                 <w:sz w:val="17"/>
                 <w:szCs w:val="17"/>
               </w:rPr>
-              <w:t xml:space="preserve">②-1 자체평가서 및 증명자료 (총 71쪽), 기준일자 2026.09.30</w:t>
+              <w:t xml:space="preserve">②-1 자체평가서 및 증명자료 (총 74쪽), 기준일자 2026.09.30</w:t>
             </w:r>
           </w:p>
         </w:tc>
@@ -2380,7 +2380,7 @@
                 <w:sz w:val="14"/>
                 <w:szCs w:val="14"/>
               </w:rPr>
-              <w:t xml:space="preserve">p.20</w:t>
+              <w:t xml:space="preserve">p.20~21</w:t>
             </w:r>
           </w:p>
         </w:tc>
@@ -2650,7 +2650,7 @@
                 <w:sz w:val="14"/>
                 <w:szCs w:val="14"/>
               </w:rPr>
-              <w:t xml:space="preserve">p.21</w:t>
+              <w:t xml:space="preserve">p.22</w:t>
             </w:r>
           </w:p>
         </w:tc>
@@ -2905,7 +2905,7 @@
                 <w:sz w:val="14"/>
                 <w:szCs w:val="14"/>
               </w:rPr>
-              <w:t xml:space="preserve">p.22</w:t>
+              <w:t xml:space="preserve">p.23</w:t>
             </w:r>
           </w:p>
         </w:tc>
@@ -3200,7 +3200,7 @@
                 <w:sz w:val="14"/>
                 <w:szCs w:val="14"/>
               </w:rPr>
-              <w:t xml:space="preserve">p.23~24</w:t>
+              <w:t xml:space="preserve">p.24~25</w:t>
             </w:r>
           </w:p>
         </w:tc>
@@ -3455,7 +3455,7 @@
                 <w:sz w:val="14"/>
                 <w:szCs w:val="14"/>
               </w:rPr>
-              <w:t xml:space="preserve">p.25</w:t>
+              <w:t xml:space="preserve">p.26</w:t>
             </w:r>
           </w:p>
         </w:tc>
@@ -3695,7 +3695,7 @@
                 <w:sz w:val="14"/>
                 <w:szCs w:val="14"/>
               </w:rPr>
-              <w:t xml:space="preserve">p.26</w:t>
+              <w:t xml:space="preserve">p.27</w:t>
             </w:r>
           </w:p>
         </w:tc>
@@ -3935,7 +3935,7 @@
                 <w:sz w:val="14"/>
                 <w:szCs w:val="14"/>
               </w:rPr>
-              <w:t xml:space="preserve">p.27~28</w:t>
+              <w:t xml:space="preserve">p.28~29</w:t>
             </w:r>
           </w:p>
         </w:tc>
@@ -4205,7 +4205,7 @@
                 <w:sz w:val="14"/>
                 <w:szCs w:val="14"/>
               </w:rPr>
-              <w:t xml:space="preserve">p.29</w:t>
+              <w:t xml:space="preserve">p.30</w:t>
             </w:r>
           </w:p>
         </w:tc>
@@ -4485,7 +4485,7 @@
                 <w:sz w:val="14"/>
                 <w:szCs w:val="14"/>
               </w:rPr>
-              <w:t xml:space="preserve">p.30~31</w:t>
+              <w:t xml:space="preserve">p.31~32</w:t>
             </w:r>
           </w:p>
         </w:tc>
@@ -4755,7 +4755,7 @@
                 <w:sz w:val="14"/>
                 <w:szCs w:val="14"/>
               </w:rPr>
-              <w:t xml:space="preserve">p.32~33</w:t>
+              <w:t xml:space="preserve">p.33~34</w:t>
             </w:r>
           </w:p>
         </w:tc>
@@ -5010,7 +5010,7 @@
                 <w:sz w:val="14"/>
                 <w:szCs w:val="14"/>
               </w:rPr>
-              <w:t xml:space="preserve">p.34</w:t>
+              <w:t xml:space="preserve">p.35</w:t>
             </w:r>
           </w:p>
         </w:tc>
@@ -5250,7 +5250,7 @@
                 <w:sz w:val="14"/>
                 <w:szCs w:val="14"/>
               </w:rPr>
-              <w:t xml:space="preserve">p.35~36</w:t>
+              <w:t xml:space="preserve">p.36~37</w:t>
             </w:r>
           </w:p>
         </w:tc>
@@ -5505,7 +5505,7 @@
                 <w:sz w:val="14"/>
                 <w:szCs w:val="14"/>
               </w:rPr>
-              <w:t xml:space="preserve">p.37</w:t>
+              <w:t xml:space="preserve">p.38</w:t>
             </w:r>
           </w:p>
         </w:tc>
@@ -5760,7 +5760,7 @@
                 <w:sz w:val="14"/>
                 <w:szCs w:val="14"/>
               </w:rPr>
-              <w:t xml:space="preserve">p.38</w:t>
+              <w:t xml:space="preserve">p.39</w:t>
             </w:r>
           </w:p>
         </w:tc>
@@ -6055,7 +6055,7 @@
                 <w:sz w:val="14"/>
                 <w:szCs w:val="14"/>
               </w:rPr>
-              <w:t xml:space="preserve">p.39</w:t>
+              <w:t xml:space="preserve">p.40</w:t>
             </w:r>
           </w:p>
         </w:tc>
@@ -6310,7 +6310,7 @@
                 <w:sz w:val="14"/>
                 <w:szCs w:val="14"/>
               </w:rPr>
-              <w:t xml:space="preserve">p.40</w:t>
+              <w:t xml:space="preserve">p.41</w:t>
             </w:r>
           </w:p>
         </w:tc>
@@ -6565,7 +6565,7 @@
                 <w:sz w:val="14"/>
                 <w:szCs w:val="14"/>
               </w:rPr>
-              <w:t xml:space="preserve">p.41~42</w:t>
+              <w:t xml:space="preserve">p.42~43</w:t>
             </w:r>
           </w:p>
         </w:tc>
@@ -6850,7 +6850,7 @@
                 <w:sz w:val="14"/>
                 <w:szCs w:val="14"/>
               </w:rPr>
-              <w:t xml:space="preserve">p.43</w:t>
+              <w:t xml:space="preserve">p.44</w:t>
             </w:r>
           </w:p>
         </w:tc>
@@ -7090,7 +7090,7 @@
                 <w:sz w:val="14"/>
                 <w:szCs w:val="14"/>
               </w:rPr>
-              <w:t xml:space="preserve">p.44</w:t>
+              <w:t xml:space="preserve">p.45</w:t>
             </w:r>
           </w:p>
         </w:tc>
@@ -7385,7 +7385,7 @@
                 <w:sz w:val="14"/>
                 <w:szCs w:val="14"/>
               </w:rPr>
-              <w:t xml:space="preserve">p.45~46</w:t>
+              <w:t xml:space="preserve">p.46~47</w:t>
             </w:r>
           </w:p>
         </w:tc>
@@ -7640,7 +7640,7 @@
                 <w:sz w:val="14"/>
                 <w:szCs w:val="14"/>
               </w:rPr>
-              <w:t xml:space="preserve">p.47</w:t>
+              <w:t xml:space="preserve">p.48</w:t>
             </w:r>
           </w:p>
         </w:tc>
@@ -7895,7 +7895,7 @@
                 <w:sz w:val="14"/>
                 <w:szCs w:val="14"/>
               </w:rPr>
-              <w:t xml:space="preserve">p.48~49</w:t>
+              <w:t xml:space="preserve">p.49~50</w:t>
             </w:r>
           </w:p>
         </w:tc>
@@ -8150,7 +8150,7 @@
                 <w:sz w:val="14"/>
                 <w:szCs w:val="14"/>
               </w:rPr>
-              <w:t xml:space="preserve">p.50~51</w:t>
+              <w:t xml:space="preserve">p.51~52</w:t>
             </w:r>
           </w:p>
         </w:tc>
@@ -8445,7 +8445,7 @@
                 <w:sz w:val="14"/>
                 <w:szCs w:val="14"/>
               </w:rPr>
-              <w:t xml:space="preserve">p.52~53</w:t>
+              <w:t xml:space="preserve">p.53~54</w:t>
             </w:r>
           </w:p>
         </w:tc>
@@ -8715,7 +8715,7 @@
                 <w:sz w:val="14"/>
                 <w:szCs w:val="14"/>
               </w:rPr>
-              <w:t xml:space="preserve">p.54</w:t>
+              <w:t xml:space="preserve">p.55</w:t>
             </w:r>
           </w:p>
         </w:tc>
@@ -8970,7 +8970,7 @@
                 <w:sz w:val="14"/>
                 <w:szCs w:val="14"/>
               </w:rPr>
-              <w:t xml:space="preserve">p.55</w:t>
+              <w:t xml:space="preserve">p.56</w:t>
             </w:r>
           </w:p>
         </w:tc>
@@ -9225,7 +9225,7 @@
                 <w:sz w:val="14"/>
                 <w:szCs w:val="14"/>
               </w:rPr>
-              <w:t xml:space="preserve">p.56</w:t>
+              <w:t xml:space="preserve">p.57</w:t>
             </w:r>
           </w:p>
         </w:tc>
@@ -9495,7 +9495,7 @@
                 <w:sz w:val="14"/>
                 <w:szCs w:val="14"/>
               </w:rPr>
-              <w:t xml:space="preserve">p.57~58</w:t>
+              <w:t xml:space="preserve">p.58~60</w:t>
             </w:r>
           </w:p>
         </w:tc>
@@ -9835,7 +9835,7 @@
                 <w:sz w:val="14"/>
                 <w:szCs w:val="14"/>
               </w:rPr>
-              <w:t xml:space="preserve">p.59</w:t>
+              <w:t xml:space="preserve">p.61</w:t>
             </w:r>
           </w:p>
         </w:tc>
@@ -10090,7 +10090,7 @@
                 <w:sz w:val="14"/>
                 <w:szCs w:val="14"/>
               </w:rPr>
-              <w:t xml:space="preserve">p.60</w:t>
+              <w:t xml:space="preserve">p.62</w:t>
             </w:r>
           </w:p>
         </w:tc>
@@ -10345,7 +10345,7 @@
                 <w:sz w:val="14"/>
                 <w:szCs w:val="14"/>
               </w:rPr>
-              <w:t xml:space="preserve">p.61</w:t>
+              <w:t xml:space="preserve">p.63~64</w:t>
             </w:r>
           </w:p>
         </w:tc>
@@ -10615,7 +10615,7 @@
                 <w:sz w:val="14"/>
                 <w:szCs w:val="14"/>
               </w:rPr>
-              <w:t xml:space="preserve">p.62</w:t>
+              <w:t xml:space="preserve">p.65</w:t>
             </w:r>
           </w:p>
         </w:tc>
@@ -10925,7 +10925,7 @@
                 <w:sz w:val="14"/>
                 <w:szCs w:val="14"/>
               </w:rPr>
-              <w:t xml:space="preserve">p.63~64</w:t>
+              <w:t xml:space="preserve">p.66~67</w:t>
             </w:r>
           </w:p>
         </w:tc>
@@ -11180,7 +11180,7 @@
                 <w:sz w:val="14"/>
                 <w:szCs w:val="14"/>
               </w:rPr>
-              <w:t xml:space="preserve">p.65~66</w:t>
+              <w:t xml:space="preserve">p.68~69</w:t>
             </w:r>
           </w:p>
         </w:tc>
@@ -11435,7 +11435,7 @@
                 <w:sz w:val="14"/>
                 <w:szCs w:val="14"/>
               </w:rPr>
-              <w:t xml:space="preserve">p.67</w:t>
+              <w:t xml:space="preserve">p.70</w:t>
             </w:r>
           </w:p>
         </w:tc>
@@ -11675,7 +11675,7 @@
                 <w:sz w:val="14"/>
                 <w:szCs w:val="14"/>
               </w:rPr>
-              <w:t xml:space="preserve">p.68</w:t>
+              <w:t xml:space="preserve">p.71</w:t>
             </w:r>
           </w:p>
         </w:tc>
@@ -11915,7 +11915,7 @@
                 <w:sz w:val="14"/>
                 <w:szCs w:val="14"/>
               </w:rPr>
-              <w:t xml:space="preserve">p.69~70</w:t>
+              <w:t xml:space="preserve">p.72~73</w:t>
             </w:r>
           </w:p>
         </w:tc>
@@ -12185,7 +12185,7 @@
                 <w:sz w:val="14"/>
                 <w:szCs w:val="14"/>
               </w:rPr>
-              <w:t xml:space="preserve">p.71</w:t>
+              <w:t xml:space="preserve">p.74</w:t>
             </w:r>
           </w:p>
         </w:tc>

--- a/작성 서류 - yun/⑥_조견표.docx
+++ b/작성 서류 - yun/⑥_조견표.docx
@@ -184,7 +184,7 @@
                 <w:sz w:val="17"/>
                 <w:szCs w:val="17"/>
               </w:rPr>
-              <w:t xml:space="preserve">②-1 자체평가서 및 증명자료 (총 74쪽), 기준일자 2026.09.30</w:t>
+              <w:t xml:space="preserve">②-1 자체평가서 및 증명자료 (총 74쪽), 기준일자 2026.10.31</w:t>
             </w:r>
           </w:p>
         </w:tc>

--- a/작성 서류 - yun/⑥_조견표.docx
+++ b/작성 서류 - yun/⑥_조견표.docx
@@ -184,7 +184,7 @@
                 <w:sz w:val="17"/>
                 <w:szCs w:val="17"/>
               </w:rPr>
-              <w:t xml:space="preserve">②-1 자체평가서 및 증명자료 (총 74쪽), 기준일자 2026.10.31</w:t>
+              <w:t>②-1 자체평가서 및 증명자료 (총 75쪽), 기준일자 2026.10.31</w:t>
             </w:r>
           </w:p>
         </w:tc>
@@ -911,7 +911,7 @@
                 <w:sz w:val="14"/>
                 <w:szCs w:val="14"/>
               </w:rPr>
-              <w:t xml:space="preserve">2등급</w:t>
+              <w:t>3등급</w:t>
             </w:r>
           </w:p>
         </w:tc>
@@ -1023,22 +1023,22 @@
                 <w:sz w:val="14"/>
                 <w:szCs w:val="14"/>
               </w:rPr>
-              <w:t xml:space="preserve">[사진 4] SW(WMS) 공정별 인원관리 – 현재 투입 인원(WMS-입고 공정)</w:t>
-            </w:r>
-          </w:p>
-          <w:p>
-            <w:pPr>
-              <w:spacing w:after="20" w:before="20" w:line="270"/>
-            </w:pPr>
-            <w:r>
-              <w:rPr>
-                <w:rFonts w:ascii="맑은 고딕" w:cs="맑은 고딕" w:eastAsia="맑은 고딕" w:hAnsi="맑은 고딕"/>
-                <w:b w:val="false"/>
-                <w:bCs w:val="false"/>
-                <w:sz w:val="14"/>
-                <w:szCs w:val="14"/>
-              </w:rPr>
-              <w:t xml:space="preserve">[사진 5] SW(WMS) 공정별 인원관리 – 기간별 작업 레포트</w:t>
+              <w:t>[사진 4] SW(WMS) 공정별 인원관리(QR, 시범 운영 중) – 현재 투입 인원(WMS-입고 공정)</w:t>
+            </w:r>
+          </w:p>
+          <w:p>
+            <w:pPr>
+              <w:spacing w:after="20" w:before="20" w:line="270"/>
+            </w:pPr>
+            <w:r>
+              <w:rPr>
+                <w:rFonts w:ascii="맑은 고딕" w:cs="맑은 고딕" w:eastAsia="맑은 고딕" w:hAnsi="맑은 고딕"/>
+                <w:b w:val="false"/>
+                <w:bCs w:val="false"/>
+                <w:sz w:val="14"/>
+                <w:szCs w:val="14"/>
+              </w:rPr>
+              <w:t>[사진 5] SW(WMS) 공정별 인원관리(QR, 시범 운영 중) – 기간별 작업 레포트</w:t>
             </w:r>
           </w:p>
         </w:tc>
@@ -9573,7 +9573,7 @@
                 <w:sz w:val="14"/>
                 <w:szCs w:val="14"/>
               </w:rPr>
-              <w:t xml:space="preserve">[사진 4] SW(WMS) 공정별 인원관리 – 공정별 현재 투입 인원 실시간 파악(비상 시 인원 확인)</w:t>
+              <w:t>[사진 4] SW(WMS) 공정별 인원관리(QR, 시범 운영 중) – 공정별 현재 투입 인원 파악(비상 시 인원 확인)</w:t>
             </w:r>
           </w:p>
           <w:p>
@@ -10090,7 +10090,7 @@
                 <w:sz w:val="14"/>
                 <w:szCs w:val="14"/>
               </w:rPr>
-              <w:t xml:space="preserve">p.62</w:t>
+              <w:t>p.62~63</w:t>
             </w:r>
           </w:p>
         </w:tc>
@@ -10123,22 +10123,22 @@
                 <w:sz w:val="14"/>
                 <w:szCs w:val="14"/>
               </w:rPr>
-              <w:t xml:space="preserve">[사진 1] SW(WMS) 공정별 인원 관리 – 공정별·인원별 작업자 수·처리량·작업시간 집계</w:t>
-            </w:r>
-          </w:p>
-          <w:p>
-            <w:pPr>
-              <w:spacing w:after="20" w:before="20" w:line="270"/>
-            </w:pPr>
-            <w:r>
-              <w:rPr>
-                <w:rFonts w:ascii="맑은 고딕" w:cs="맑은 고딕" w:eastAsia="맑은 고딕" w:hAnsi="맑은 고딕"/>
-                <w:b w:val="false"/>
-                <w:bCs w:val="false"/>
-                <w:sz w:val="14"/>
-                <w:szCs w:val="14"/>
-              </w:rPr>
-              <w:t xml:space="preserve">[사진 2] 최근 3년 UPH 실적표</w:t>
+              <w:t>[사진 1] SW(WMS) 작업자 추적(QR, 시범 운영 중) – 공정별·인원별 작업자 수·처리량·작업시간 집계 화면</w:t>
+            </w:r>
+          </w:p>
+          <w:p>
+            <w:pPr>
+              <w:spacing w:after="20" w:before="20" w:line="270"/>
+            </w:pPr>
+            <w:r>
+              <w:rPr>
+                <w:rFonts w:ascii="맑은 고딕" w:cs="맑은 고딕" w:eastAsia="맑은 고딕" w:hAnsi="맑은 고딕"/>
+                <w:b w:val="false"/>
+                <w:bCs w:val="false"/>
+                <w:sz w:val="14"/>
+                <w:szCs w:val="14"/>
+              </w:rPr>
+              <w:t>[사진 2] 월별 UPH 실적표(2025.11~2026.10) – 공정별 출고 박스÷투입 인시, 풀필먼트 UPH 19.3→27.6(약 43% 향상)</w:t>
             </w:r>
           </w:p>
         </w:tc>
@@ -10345,7 +10345,7 @@
                 <w:sz w:val="14"/>
                 <w:szCs w:val="14"/>
               </w:rPr>
-              <w:t xml:space="preserve">p.63~64</w:t>
+              <w:t>p.64~65</w:t>
             </w:r>
           </w:p>
         </w:tc>
@@ -10615,7 +10615,7 @@
                 <w:sz w:val="14"/>
                 <w:szCs w:val="14"/>
               </w:rPr>
-              <w:t xml:space="preserve">p.65</w:t>
+              <w:t>p.66</w:t>
             </w:r>
           </w:p>
         </w:tc>
@@ -10925,7 +10925,7 @@
                 <w:sz w:val="14"/>
                 <w:szCs w:val="14"/>
               </w:rPr>
-              <w:t xml:space="preserve">p.66~67</w:t>
+              <w:t>p.67~68</w:t>
             </w:r>
           </w:p>
         </w:tc>
@@ -11180,7 +11180,7 @@
                 <w:sz w:val="14"/>
                 <w:szCs w:val="14"/>
               </w:rPr>
-              <w:t xml:space="preserve">p.68~69</w:t>
+              <w:t>p.69~70</w:t>
             </w:r>
           </w:p>
         </w:tc>
@@ -11435,7 +11435,7 @@
                 <w:sz w:val="14"/>
                 <w:szCs w:val="14"/>
               </w:rPr>
-              <w:t xml:space="preserve">p.70</w:t>
+              <w:t>p.71</w:t>
             </w:r>
           </w:p>
         </w:tc>
@@ -11675,7 +11675,7 @@
                 <w:sz w:val="14"/>
                 <w:szCs w:val="14"/>
               </w:rPr>
-              <w:t xml:space="preserve">p.71</w:t>
+              <w:t>p.72</w:t>
             </w:r>
           </w:p>
         </w:tc>
@@ -11915,7 +11915,7 @@
                 <w:sz w:val="14"/>
                 <w:szCs w:val="14"/>
               </w:rPr>
-              <w:t xml:space="preserve">p.72~73</w:t>
+              <w:t>p.73~74</w:t>
             </w:r>
           </w:p>
         </w:tc>
@@ -12185,7 +12185,7 @@
                 <w:sz w:val="14"/>
                 <w:szCs w:val="14"/>
               </w:rPr>
-              <w:t xml:space="preserve">p.74</w:t>
+              <w:t>p.75</w:t>
             </w:r>
           </w:p>
         </w:tc>

--- a/작성 서류 - yun/⑥_조견표.docx
+++ b/작성 서류 - yun/⑥_조견표.docx
@@ -8411,7 +8411,7 @@
                 <w:sz w:val="14"/>
                 <w:szCs w:val="14"/>
               </w:rPr>
-              <w:t xml:space="preserve">3등급</w:t>
+              <w:t>2등급</w:t>
             </w:r>
           </w:p>
         </w:tc>
@@ -8936,7 +8936,7 @@
                 <w:sz w:val="14"/>
                 <w:szCs w:val="14"/>
               </w:rPr>
-              <w:t xml:space="preserve">3등급</w:t>
+              <w:t>1등급</w:t>
             </w:r>
           </w:p>
         </w:tc>
@@ -9191,7 +9191,7 @@
                 <w:sz w:val="14"/>
                 <w:szCs w:val="14"/>
               </w:rPr>
-              <w:t xml:space="preserve">3등급</w:t>
+              <w:t>미적용</w:t>
             </w:r>
           </w:p>
         </w:tc>
@@ -9461,7 +9461,7 @@
                 <w:sz w:val="14"/>
                 <w:szCs w:val="14"/>
               </w:rPr>
-              <w:t xml:space="preserve">3등급</w:t>
+              <w:t>4등급</w:t>
             </w:r>
           </w:p>
         </w:tc>
@@ -10138,7 +10138,7 @@
                 <w:sz w:val="14"/>
                 <w:szCs w:val="14"/>
               </w:rPr>
-              <w:t>[사진 2] 월별 UPH 실적표(2025.11~2026.10) – 공정별 출고 박스÷투입 인시, 풀필먼트 UPH 19.3→27.6(약 43% 향상)</w:t>
+              <w:t>[사진 2] 월별 UPH 실적표(2025.11~2026.09) – 공정별 출고 박스÷투입 인시, 풀필먼트 UPH 19.3→27.6(약 43% 향상)</w:t>
             </w:r>
           </w:p>
         </w:tc>
@@ -10678,7 +10678,7 @@
                 <w:sz w:val="14"/>
                 <w:szCs w:val="14"/>
               </w:rPr>
-              <w:t xml:space="preserve">[사진 3] LED 조명 등 설비 사진</w:t>
+              <w:t>[사진 3] 전력 사용 관리(비작업 구역 소등) 사진</w:t>
             </w:r>
           </w:p>
         </w:tc>
@@ -12233,7 +12233,7 @@
                 <w:sz w:val="14"/>
                 <w:szCs w:val="14"/>
               </w:rPr>
-              <w:t xml:space="preserve">[사진 2] 설비 구성도</w:t>
+              <w:t xml:space="preserve">[사진 2] 휠소터 설비 구성도(실도면) – 투입구·합류 컨베이어·싱귤레이터·스캐너·휠소터(9모듈) 배치</w:t>
             </w:r>
           </w:p>
         </w:tc>
